--- a/download/Анкета_Лемана_ПРО_модернизированная.docx
+++ b/download/Анкета_Лемана_ПРО_модернизированная.docx
@@ -247,9 +247,33 @@
           <w:b/>
           <w:sz w:val="21"/>
         </w:rPr>
-        <w:t>4. Какие бренды ЛКМ вы можете вспомнить без подсказок?</w:t>
+        <w:t>4. Какие торговые марки компании «Эмпилс» вам известны?</w:t>
         <w:br/>
-        <w:t>(перечислите в свободной форме — любые, не только Эмпилс)</w:t>
+        <w:t>(перечислите все, которые припомните)</w:t>
+      </w:r>
+    </w:p>
+    <w:p>
+      <w:pPr>
+        <w:ind w:left="567"/>
+      </w:pPr>
+      <w:r>
+        <w:rPr>
+          <w:color w:val="969696"/>
+          <w:sz w:val="20"/>
+        </w:rPr>
+        <w:t>________________________________</w:t>
+      </w:r>
+    </w:p>
+    <w:p>
+      <w:pPr>
+        <w:ind w:left="567"/>
+      </w:pPr>
+      <w:r>
+        <w:rPr>
+          <w:color w:val="969696"/>
+          <w:sz w:val="20"/>
+        </w:rPr>
+        <w:t>________________________________</w:t>
       </w:r>
     </w:p>
     <w:p>
@@ -270,170 +294,7 @@
           <w:b/>
           <w:sz w:val="21"/>
         </w:rPr>
-        <w:t>5. Какие торговые марки компании «Эмпилс» вам известны?</w:t>
-        <w:br/>
-        <w:t>(отметьте все, которые знаете)</w:t>
-      </w:r>
-    </w:p>
-    <w:tbl>
-      <w:tblPr>
-        <w:tblW w:type="auto" w:w="0"/>
-        <w:jc w:val="center"/>
-        <w:tblLook w:firstColumn="1" w:firstRow="1" w:lastColumn="0" w:lastRow="0" w:noHBand="0" w:noVBand="1" w:val="04A0"/>
-      </w:tblPr>
-      <w:tblGrid>
-        <w:gridCol w:w="4844"/>
-        <w:gridCol w:w="4844"/>
-      </w:tblGrid>
-      <w:tr>
-        <w:tc>
-          <w:tcPr>
-            <w:tcW w:type="dxa" w:w="4844"/>
-          </w:tcPr>
-          <w:p>
-            <w:r>
-              <w:rPr>
-                <w:sz w:val="20"/>
-              </w:rPr>
-              <w:t>☐  ПростоКРАСКА</w:t>
-            </w:r>
-          </w:p>
-        </w:tc>
-        <w:tc>
-          <w:tcPr>
-            <w:tcW w:type="dxa" w:w="4844"/>
-          </w:tcPr>
-          <w:p>
-            <w:r>
-              <w:rPr>
-                <w:sz w:val="20"/>
-              </w:rPr>
-              <w:t>☐  Ореол Premium</w:t>
-            </w:r>
-          </w:p>
-        </w:tc>
-      </w:tr>
-      <w:tr>
-        <w:tc>
-          <w:tcPr>
-            <w:tcW w:type="dxa" w:w="4844"/>
-          </w:tcPr>
-          <w:p>
-            <w:r>
-              <w:rPr>
-                <w:sz w:val="20"/>
-              </w:rPr>
-              <w:t>☐  Ореол</w:t>
-            </w:r>
-          </w:p>
-        </w:tc>
-        <w:tc>
-          <w:tcPr>
-            <w:tcW w:type="dxa" w:w="4844"/>
-          </w:tcPr>
-          <w:p>
-            <w:r>
-              <w:rPr>
-                <w:sz w:val="20"/>
-              </w:rPr>
-              <w:t>☐  TITAN</w:t>
-            </w:r>
-          </w:p>
-        </w:tc>
-      </w:tr>
-      <w:tr>
-        <w:tc>
-          <w:tcPr>
-            <w:tcW w:type="dxa" w:w="4844"/>
-          </w:tcPr>
-          <w:p>
-            <w:r>
-              <w:rPr>
-                <w:sz w:val="20"/>
-              </w:rPr>
-              <w:t>☐  AvantGarde</w:t>
-            </w:r>
-          </w:p>
-        </w:tc>
-        <w:tc>
-          <w:tcPr>
-            <w:tcW w:type="dxa" w:w="4844"/>
-          </w:tcPr>
-          <w:p>
-            <w:r>
-              <w:rPr>
-                <w:sz w:val="20"/>
-              </w:rPr>
-              <w:t>☐  Luxens</w:t>
-            </w:r>
-          </w:p>
-        </w:tc>
-      </w:tr>
-      <w:tr>
-        <w:tc>
-          <w:tcPr>
-            <w:tcW w:type="dxa" w:w="4844"/>
-          </w:tcPr>
-          <w:p>
-            <w:r>
-              <w:rPr>
-                <w:sz w:val="20"/>
-              </w:rPr>
-              <w:t>☐  Расцвет</w:t>
-            </w:r>
-          </w:p>
-        </w:tc>
-        <w:tc>
-          <w:tcPr>
-            <w:tcW w:type="dxa" w:w="4844"/>
-          </w:tcPr>
-          <w:p>
-            <w:r>
-              <w:rPr>
-                <w:sz w:val="20"/>
-              </w:rPr>
-              <w:t>☐  ЭКОНОМ Л</w:t>
-            </w:r>
-          </w:p>
-        </w:tc>
-      </w:tr>
-      <w:tr>
-        <w:tc>
-          <w:tcPr>
-            <w:tcW w:type="dxa" w:w="4844"/>
-          </w:tcPr>
-          <w:p>
-            <w:r>
-              <w:rPr>
-                <w:sz w:val="20"/>
-              </w:rPr>
-              <w:t>☐  ГФ-021</w:t>
-            </w:r>
-          </w:p>
-        </w:tc>
-        <w:tc>
-          <w:tcPr>
-            <w:tcW w:type="dxa" w:w="4844"/>
-          </w:tcPr>
-          <w:p>
-            <w:r>
-              <w:rPr>
-                <w:sz w:val="20"/>
-              </w:rPr>
-              <w:t>☐  Другие: __________</w:t>
-            </w:r>
-          </w:p>
-        </w:tc>
-      </w:tr>
-    </w:tbl>
-    <w:p/>
-    <w:p>
-      <w:r>
-        <w:rPr>
-          <w:b/>
-          <w:sz w:val="21"/>
-        </w:rPr>
-        <w:t>6. Какая ассоциация возникает у вас в первую очередь при слове «Эмпилс»?</w:t>
+        <w:t>5. Какая ассоциация возникает у вас в первую очередь при слове «Эмпилс»?</w:t>
         <w:br/>
         <w:t>(выберите одну)</w:t>
       </w:r>
@@ -536,7 +397,7 @@
           <w:b/>
           <w:sz w:val="21"/>
         </w:rPr>
-        <w:t>7. Как вы оцениваете продукцию «Эмпилс» по сравнению с другими брендами</w:t>
+        <w:t>6. Как вы оцениваете продукцию «Эмпилс» по сравнению с другими брендами</w:t>
         <w:br/>
         <w:t>в вашей категории ЛКМ?</w:t>
       </w:r>
@@ -805,86 +666,7 @@
           <w:b/>
           <w:sz w:val="21"/>
         </w:rPr>
-        <w:t>8. Какие бренды-конкуренты наиболее часто покупают вместо продукции</w:t>
-        <w:br/>
-        <w:t>«Эмпилс» в ваших магазинах?</w:t>
-        <w:br/>
-        <w:t>(выберите до 3-х)</w:t>
-      </w:r>
-    </w:p>
-    <w:p>
-      <w:pPr>
-        <w:ind w:left="567"/>
-      </w:pPr>
-      <w:r>
-        <w:rPr>
-          <w:sz w:val="20"/>
-        </w:rPr>
-        <w:t>☐  Лакра</w:t>
-      </w:r>
-    </w:p>
-    <w:p>
-      <w:pPr>
-        <w:ind w:left="567"/>
-      </w:pPr>
-      <w:r>
-        <w:rPr>
-          <w:sz w:val="20"/>
-        </w:rPr>
-        <w:t>☐  Текс</w:t>
-      </w:r>
-    </w:p>
-    <w:p>
-      <w:pPr>
-        <w:ind w:left="567"/>
-      </w:pPr>
-      <w:r>
-        <w:rPr>
-          <w:sz w:val="20"/>
-        </w:rPr>
-        <w:t>☐  Новоколор</w:t>
-      </w:r>
-    </w:p>
-    <w:p>
-      <w:pPr>
-        <w:ind w:left="567"/>
-      </w:pPr>
-      <w:r>
-        <w:rPr>
-          <w:sz w:val="20"/>
-        </w:rPr>
-        <w:t>☐  Профилюкс</w:t>
-      </w:r>
-    </w:p>
-    <w:p>
-      <w:pPr>
-        <w:ind w:left="567"/>
-      </w:pPr>
-      <w:r>
-        <w:rPr>
-          <w:sz w:val="20"/>
-        </w:rPr>
-        <w:t>☐  СТМ «Лемана ПРО» (собственная марка)</w:t>
-      </w:r>
-    </w:p>
-    <w:p>
-      <w:pPr>
-        <w:ind w:left="567"/>
-      </w:pPr>
-      <w:r>
-        <w:rPr>
-          <w:sz w:val="20"/>
-        </w:rPr>
-        <w:t>☐  Другое: ________________</w:t>
-      </w:r>
-    </w:p>
-    <w:p>
-      <w:r>
-        <w:rPr>
-          <w:b/>
-          <w:sz w:val="21"/>
-        </w:rPr>
-        <w:t>9. Как вы считаете, какого сегмента в основном продукция «Эмпилс»?</w:t>
+        <w:t>7. Как вы считаете, какого сегмента в основном продукция «Эмпилс»?</w:t>
       </w:r>
     </w:p>
     <w:p>
@@ -963,7 +745,7 @@
           <w:b/>
           <w:sz w:val="21"/>
         </w:rPr>
-        <w:t>10. Знаете ли вы о грунт-эмали по ржавчине TITAN 3в1 в ассортименте «Лемана ПРО»?</w:t>
+        <w:t>8. Знаете ли вы о грунт-эмали по ржавчине TITAN 3в1 в ассортименте «Лемана ПРО»?</w:t>
       </w:r>
     </w:p>
     <w:p>
@@ -1016,71 +798,7 @@
           <w:b/>
           <w:sz w:val="21"/>
         </w:rPr>
-        <w:t>11. Что, на ваш взгляд, означает формат «3в1» для грунт-эмали TITAN?</w:t>
-      </w:r>
-    </w:p>
-    <w:p>
-      <w:pPr>
-        <w:ind w:left="567"/>
-      </w:pPr>
-      <w:r>
-        <w:rPr>
-          <w:sz w:val="20"/>
-        </w:rPr>
-        <w:t>○  Грунтовка + краска + антикоррозийная защита — три функции в одном</w:t>
-      </w:r>
-    </w:p>
-    <w:p>
-      <w:pPr>
-        <w:ind w:left="567"/>
-      </w:pPr>
-      <w:r>
-        <w:rPr>
-          <w:sz w:val="20"/>
-        </w:rPr>
-        <w:t>○  Грунтовка + краска + лак</w:t>
-      </w:r>
-    </w:p>
-    <w:p>
-      <w:pPr>
-        <w:ind w:left="567"/>
-      </w:pPr>
-      <w:r>
-        <w:rPr>
-          <w:sz w:val="20"/>
-        </w:rPr>
-        <w:t>○  Грунтовка + антисептик + краска</w:t>
-      </w:r>
-    </w:p>
-    <w:p>
-      <w:pPr>
-        <w:ind w:left="567"/>
-      </w:pPr>
-      <w:r>
-        <w:rPr>
-          <w:sz w:val="20"/>
-        </w:rPr>
-        <w:t>○  Три слоя покрытия</w:t>
-      </w:r>
-    </w:p>
-    <w:p>
-      <w:pPr>
-        <w:ind w:left="567"/>
-      </w:pPr>
-      <w:r>
-        <w:rPr>
-          <w:sz w:val="20"/>
-        </w:rPr>
-        <w:t>○  Затрудняюсь ответить</w:t>
-      </w:r>
-    </w:p>
-    <w:p>
-      <w:r>
-        <w:rPr>
-          <w:b/>
-          <w:sz w:val="21"/>
-        </w:rPr>
-        <w:t>12. Если бы покупатель спросил: «Какую краску взять для ржавых ворот на даче?» —</w:t>
+        <w:t>9. Если бы покупатель спросил: «Какую краску взять для ржавых ворот на даче?» —</w:t>
         <w:br/>
         <w:t>что бы вы порекомендовали?</w:t>
       </w:r>
@@ -1146,7 +864,7 @@
           <w:b/>
           <w:sz w:val="21"/>
         </w:rPr>
-        <w:t>13. Что, на ваш взгляд, может стать главным препятствием для продаж</w:t>
+        <w:t>10. Что, на ваш взгляд, может стать главным препятствием для продаж</w:t>
         <w:br/>
         <w:t>TITAN 3в1 в «Лемана ПРО»?</w:t>
         <w:br/>
@@ -1251,7 +969,7 @@
           <w:b/>
           <w:sz w:val="21"/>
         </w:rPr>
-        <w:t>14. Знакомы ли вы с методикой ТСО (Совокупная стоимость владения)</w:t>
+        <w:t>11. Знакомы ли вы с методикой ТСО (Совокупная стоимость владения)</w:t>
         <w:br/>
         <w:t>в контексте ЛКМ?</w:t>
       </w:r>
@@ -1315,7 +1033,7 @@
           <w:b/>
           <w:sz w:val="21"/>
         </w:rPr>
-        <w:t>15. Как вы сейчас объясняете покупателю разницу между дешёвой</w:t>
+        <w:t>12. Как вы сейчас объясняете покупателю разницу между дешёвой</w:t>
         <w:br/>
         <w:t>эмалью ПФ-115 и грунт-эмалью 3в1 по более высокой цене?</w:t>
       </w:r>
@@ -1381,7 +1099,7 @@
           <w:b/>
           <w:sz w:val="21"/>
         </w:rPr>
-        <w:t>16. Представьте: покупатель выбирает между двумя вариантами покраски гаража.</w:t>
+        <w:t>13. Представьте: покупатель выбирает между двумя вариантами покраски гаража.</w:t>
         <w:br/>
         <w:t>Какой аргумент считаете наиболее убедительным для продажи 3в1?</w:t>
       </w:r>
@@ -1438,7 +1156,7 @@
         <w:rPr>
           <w:sz w:val="20"/>
         </w:rPr>
-        <w:t>○  «Смотрите, у 3в1 больше укрывистость — fewer слоёв нужно»</w:t>
+        <w:t>○  «Смотрите, у 3в1 больше укрывистость — меньше слоёв нужно»</w:t>
       </w:r>
     </w:p>
     <w:p>
@@ -1458,7 +1176,7 @@
           <w:b/>
           <w:sz w:val="21"/>
         </w:rPr>
-        <w:t>17. Считаете ли вы, что расчёт ТСО (совокупной стоимости) может повлиять</w:t>
+        <w:t>14. Считаете ли вы, что расчёт ТСО (совокупной стоимости) может повлиять</w:t>
         <w:br/>
         <w:t>на решение покупателя выбрать более дорогой, но выгодный в итоге продукт?</w:t>
       </w:r>
@@ -1489,7 +1207,7 @@
           <w:b/>
           <w:sz w:val="21"/>
         </w:rPr>
-        <w:t>18. Если бы у вас был наглядный инструмент (калькулятор / таблица / шпаргалка),</w:t>
+        <w:t>15. Если бы у вас был наглядный инструмент (калькулятор / таблица / шпаргалка),</w:t>
         <w:br/>
         <w:t>показывающий полную стоимость покраски — стали бы вы им пользоваться</w:t>
         <w:br/>
@@ -1563,7 +1281,7 @@
           <w:color w:val="003366"/>
           <w:sz w:val="26"/>
         </w:rPr>
-        <w:t>БЛОК 6. Готовность рекомендовать и потребности в поддержке</w:t>
+        <w:t>БЛОК 6. Потребности в поддержке</w:t>
       </w:r>
     </w:p>
     <w:p>
@@ -1572,38 +1290,7 @@
           <w:b/>
           <w:sz w:val="21"/>
         </w:rPr>
-        <w:t>19. Насколько вы готовы рекомендовать TITAN 3в1 покупателю,</w:t>
-        <w:br/>
-        <w:t>который ищет краску для металла?</w:t>
-      </w:r>
-      <w:r>
-        <w:rPr>
-          <w:i/>
-          <w:color w:val="646464"/>
-          <w:sz w:val="18"/>
-        </w:rPr>
-        <w:br/>
-        <w:t>(по шкале от 0 до 10, где 0 — точно не рекомендую, 10 — точно рекомендую)</w:t>
-      </w:r>
-    </w:p>
-    <w:p>
-      <w:pPr>
-        <w:ind w:left="567"/>
-      </w:pPr>
-      <w:r>
-        <w:rPr>
-          <w:sz w:val="20"/>
-        </w:rPr>
-        <w:t>○  0  1  2  3  4  5  6  7  8  9  10</w:t>
-      </w:r>
-    </w:p>
-    <w:p>
-      <w:r>
-        <w:rPr>
-          <w:b/>
-          <w:sz w:val="21"/>
-        </w:rPr>
-        <w:t>20. Что помогло бы вам увереннее продавать TITAN 3в1?</w:t>
+        <w:t>16. Что помогло бы вам увереннее продавать TITAN 3в1?</w:t>
         <w:br/>
         <w:t>(выберите до 3-х)</w:t>
       </w:r>
@@ -1702,7 +1389,7 @@
           <w:b/>
           <w:sz w:val="21"/>
         </w:rPr>
-        <w:t>21. Использовали ли вы лично продукцию «Эмпилс» (любую)?</w:t>
+        <w:t>17. Использовали ли вы лично продукцию «Эмпилс» (любую)?</w:t>
       </w:r>
     </w:p>
     <w:p>
@@ -1747,38 +1434,6 @@
           <w:sz w:val="20"/>
         </w:rPr>
         <w:t>○  Нет, не доводилось</w:t>
-      </w:r>
-    </w:p>
-    <w:p>
-      <w:r>
-        <w:rPr>
-          <w:b/>
-          <w:sz w:val="21"/>
-        </w:rPr>
-        <w:t>22. Какой один вопрос о «Эмпилс», TITAN 3в1 или методике ТСО</w:t>
-        <w:br/>
-        <w:t>вы бы хотели задать на заводе?</w:t>
-      </w:r>
-      <w:r>
-        <w:rPr>
-          <w:i/>
-          <w:color w:val="646464"/>
-          <w:sz w:val="18"/>
-        </w:rPr>
-        <w:br/>
-        <w:t>(открытый вопрос)</w:t>
-      </w:r>
-    </w:p>
-    <w:p>
-      <w:pPr>
-        <w:ind w:left="567"/>
-      </w:pPr>
-      <w:r>
-        <w:rPr>
-          <w:color w:val="969696"/>
-          <w:sz w:val="20"/>
-        </w:rPr>
-        <w:t>________________________________</w:t>
       </w:r>
     </w:p>
     <w:p/>
